--- a/manuscript/tables/table6_per_station.docx
+++ b/manuscript/tables/table6_per_station.docx
@@ -3037,7 +3037,7 @@
           </w:tcPr>
           <w:p>
             <w:r>
-              <w:t>-0.0415</w:t>
+              <w:t>0.1909</w:t>
             </w:r>
           </w:p>
         </w:tc>
@@ -3057,7 +3057,7 @@
           </w:tcPr>
           <w:p>
             <w:r>
-              <w:t>-0.6896</w:t>
+              <w:t>-0.4572</w:t>
             </w:r>
           </w:p>
         </w:tc>
@@ -3099,7 +3099,7 @@
           </w:tcPr>
           <w:p>
             <w:r>
-              <w:t>0.2894</w:t>
+              <w:t>0.1638</w:t>
             </w:r>
           </w:p>
         </w:tc>
@@ -3119,7 +3119,7 @@
           </w:tcPr>
           <w:p>
             <w:r>
-              <w:t>-0.6028</w:t>
+              <w:t>-0.7284</w:t>
             </w:r>
           </w:p>
         </w:tc>
@@ -3161,7 +3161,7 @@
           </w:tcPr>
           <w:p>
             <w:r>
-              <w:t>0.4943</w:t>
+              <w:t>0.4980</w:t>
             </w:r>
           </w:p>
         </w:tc>
@@ -3181,7 +3181,7 @@
           </w:tcPr>
           <w:p>
             <w:r>
-              <w:t>-0.3340</w:t>
+              <w:t>-0.3302</w:t>
             </w:r>
           </w:p>
         </w:tc>
@@ -3223,7 +3223,7 @@
           </w:tcPr>
           <w:p>
             <w:r>
-              <w:t>0.4956</w:t>
+              <w:t>0.3975</w:t>
             </w:r>
           </w:p>
         </w:tc>
@@ -3243,7 +3243,7 @@
           </w:tcPr>
           <w:p>
             <w:r>
-              <w:t>-0.2534</w:t>
+              <w:t>-0.3514</w:t>
             </w:r>
           </w:p>
         </w:tc>
@@ -3285,7 +3285,7 @@
           </w:tcPr>
           <w:p>
             <w:r>
-              <w:t>0.6524</w:t>
+              <w:t>0.6590</w:t>
             </w:r>
           </w:p>
         </w:tc>
@@ -3305,7 +3305,7 @@
           </w:tcPr>
           <w:p>
             <w:r>
-              <w:t>-0.1404</w:t>
+              <w:t>-0.1338</w:t>
             </w:r>
           </w:p>
         </w:tc>
@@ -3347,7 +3347,7 @@
           </w:tcPr>
           <w:p>
             <w:r>
-              <w:t>0.4768</w:t>
+              <w:t>0.4860</w:t>
             </w:r>
           </w:p>
         </w:tc>
@@ -3367,7 +3367,7 @@
           </w:tcPr>
           <w:p>
             <w:r>
-              <w:t>-0.2898</w:t>
+              <w:t>-0.2807</w:t>
             </w:r>
           </w:p>
         </w:tc>
@@ -3409,7 +3409,7 @@
           </w:tcPr>
           <w:p>
             <w:r>
-              <w:t>0.2550</w:t>
+              <w:t>0.2757</w:t>
             </w:r>
           </w:p>
         </w:tc>
@@ -3429,7 +3429,7 @@
           </w:tcPr>
           <w:p>
             <w:r>
-              <w:t>-0.4815</w:t>
+              <w:t>-0.4609</w:t>
             </w:r>
           </w:p>
         </w:tc>

--- a/manuscript/tables/table6_per_station.docx
+++ b/manuscript/tables/table6_per_station.docx
@@ -3430,6 +3430,2486 @@
           <w:p>
             <w:r>
               <w:t>-0.4609</w:t>
+            </w:r>
+          </w:p>
+        </w:tc>
+      </w:tr>
+      <w:tr>
+        <w:tc>
+          <w:tcPr>
+            <w:tcW w:type="dxa" w:w="1440"/>
+          </w:tcPr>
+          <w:p>
+            <w:r>
+              <w:t>Chang-Zhu-Tan</w:t>
+            </w:r>
+          </w:p>
+        </w:tc>
+        <w:tc>
+          <w:tcPr>
+            <w:tcW w:type="dxa" w:w="1440"/>
+          </w:tcPr>
+          <w:p>
+            <w:r>
+              <w:t>distance</w:t>
+            </w:r>
+          </w:p>
+        </w:tc>
+        <w:tc>
+          <w:tcPr>
+            <w:tcW w:type="dxa" w:w="1440"/>
+          </w:tcPr>
+          <w:p>
+            <w:r>
+              <w:t>1335A</w:t>
+            </w:r>
+          </w:p>
+        </w:tc>
+        <w:tc>
+          <w:tcPr>
+            <w:tcW w:type="dxa" w:w="1440"/>
+          </w:tcPr>
+          <w:p>
+            <w:r>
+              <w:t>0.9559</w:t>
+            </w:r>
+          </w:p>
+        </w:tc>
+        <w:tc>
+          <w:tcPr>
+            <w:tcW w:type="dxa" w:w="1440"/>
+          </w:tcPr>
+          <w:p>
+            <w:r>
+              <w:t>0.9672</w:t>
+            </w:r>
+          </w:p>
+        </w:tc>
+        <w:tc>
+          <w:tcPr>
+            <w:tcW w:type="dxa" w:w="1440"/>
+          </w:tcPr>
+          <w:p>
+            <w:r>
+              <w:t>-0.0114</w:t>
+            </w:r>
+          </w:p>
+        </w:tc>
+      </w:tr>
+      <w:tr>
+        <w:tc>
+          <w:tcPr>
+            <w:tcW w:type="dxa" w:w="1440"/>
+          </w:tcPr>
+          <w:p>
+            <w:r>
+              <w:t>Chang-Zhu-Tan</w:t>
+            </w:r>
+          </w:p>
+        </w:tc>
+        <w:tc>
+          <w:tcPr>
+            <w:tcW w:type="dxa" w:w="1440"/>
+          </w:tcPr>
+          <w:p>
+            <w:r>
+              <w:t>distance</w:t>
+            </w:r>
+          </w:p>
+        </w:tc>
+        <w:tc>
+          <w:tcPr>
+            <w:tcW w:type="dxa" w:w="1440"/>
+          </w:tcPr>
+          <w:p>
+            <w:r>
+              <w:t>1336A</w:t>
+            </w:r>
+          </w:p>
+        </w:tc>
+        <w:tc>
+          <w:tcPr>
+            <w:tcW w:type="dxa" w:w="1440"/>
+          </w:tcPr>
+          <w:p>
+            <w:r>
+              <w:t>0.9634</w:t>
+            </w:r>
+          </w:p>
+        </w:tc>
+        <w:tc>
+          <w:tcPr>
+            <w:tcW w:type="dxa" w:w="1440"/>
+          </w:tcPr>
+          <w:p>
+            <w:r>
+              <w:t>0.9813</w:t>
+            </w:r>
+          </w:p>
+        </w:tc>
+        <w:tc>
+          <w:tcPr>
+            <w:tcW w:type="dxa" w:w="1440"/>
+          </w:tcPr>
+          <w:p>
+            <w:r>
+              <w:t>-0.0179</w:t>
+            </w:r>
+          </w:p>
+        </w:tc>
+      </w:tr>
+      <w:tr>
+        <w:tc>
+          <w:tcPr>
+            <w:tcW w:type="dxa" w:w="1440"/>
+          </w:tcPr>
+          <w:p>
+            <w:r>
+              <w:t>Chang-Zhu-Tan</w:t>
+            </w:r>
+          </w:p>
+        </w:tc>
+        <w:tc>
+          <w:tcPr>
+            <w:tcW w:type="dxa" w:w="1440"/>
+          </w:tcPr>
+          <w:p>
+            <w:r>
+              <w:t>distance</w:t>
+            </w:r>
+          </w:p>
+        </w:tc>
+        <w:tc>
+          <w:tcPr>
+            <w:tcW w:type="dxa" w:w="1440"/>
+          </w:tcPr>
+          <w:p>
+            <w:r>
+              <w:t>1337A</w:t>
+            </w:r>
+          </w:p>
+        </w:tc>
+        <w:tc>
+          <w:tcPr>
+            <w:tcW w:type="dxa" w:w="1440"/>
+          </w:tcPr>
+          <w:p>
+            <w:r>
+              <w:t>0.9503</w:t>
+            </w:r>
+          </w:p>
+        </w:tc>
+        <w:tc>
+          <w:tcPr>
+            <w:tcW w:type="dxa" w:w="1440"/>
+          </w:tcPr>
+          <w:p>
+            <w:r>
+              <w:t>0.9640</w:t>
+            </w:r>
+          </w:p>
+        </w:tc>
+        <w:tc>
+          <w:tcPr>
+            <w:tcW w:type="dxa" w:w="1440"/>
+          </w:tcPr>
+          <w:p>
+            <w:r>
+              <w:t>-0.0137</w:t>
+            </w:r>
+          </w:p>
+        </w:tc>
+      </w:tr>
+      <w:tr>
+        <w:tc>
+          <w:tcPr>
+            <w:tcW w:type="dxa" w:w="1440"/>
+          </w:tcPr>
+          <w:p>
+            <w:r>
+              <w:t>Chang-Zhu-Tan</w:t>
+            </w:r>
+          </w:p>
+        </w:tc>
+        <w:tc>
+          <w:tcPr>
+            <w:tcW w:type="dxa" w:w="1440"/>
+          </w:tcPr>
+          <w:p>
+            <w:r>
+              <w:t>distance</w:t>
+            </w:r>
+          </w:p>
+        </w:tc>
+        <w:tc>
+          <w:tcPr>
+            <w:tcW w:type="dxa" w:w="1440"/>
+          </w:tcPr>
+          <w:p>
+            <w:r>
+              <w:t>1338A</w:t>
+            </w:r>
+          </w:p>
+        </w:tc>
+        <w:tc>
+          <w:tcPr>
+            <w:tcW w:type="dxa" w:w="1440"/>
+          </w:tcPr>
+          <w:p>
+            <w:r>
+              <w:t>0.9335</w:t>
+            </w:r>
+          </w:p>
+        </w:tc>
+        <w:tc>
+          <w:tcPr>
+            <w:tcW w:type="dxa" w:w="1440"/>
+          </w:tcPr>
+          <w:p>
+            <w:r>
+              <w:t>0.9645</w:t>
+            </w:r>
+          </w:p>
+        </w:tc>
+        <w:tc>
+          <w:tcPr>
+            <w:tcW w:type="dxa" w:w="1440"/>
+          </w:tcPr>
+          <w:p>
+            <w:r>
+              <w:t>-0.0310</w:t>
+            </w:r>
+          </w:p>
+        </w:tc>
+      </w:tr>
+      <w:tr>
+        <w:tc>
+          <w:tcPr>
+            <w:tcW w:type="dxa" w:w="1440"/>
+          </w:tcPr>
+          <w:p>
+            <w:r>
+              <w:t>Chang-Zhu-Tan</w:t>
+            </w:r>
+          </w:p>
+        </w:tc>
+        <w:tc>
+          <w:tcPr>
+            <w:tcW w:type="dxa" w:w="1440"/>
+          </w:tcPr>
+          <w:p>
+            <w:r>
+              <w:t>distance</w:t>
+            </w:r>
+          </w:p>
+        </w:tc>
+        <w:tc>
+          <w:tcPr>
+            <w:tcW w:type="dxa" w:w="1440"/>
+          </w:tcPr>
+          <w:p>
+            <w:r>
+              <w:t>1339A</w:t>
+            </w:r>
+          </w:p>
+        </w:tc>
+        <w:tc>
+          <w:tcPr>
+            <w:tcW w:type="dxa" w:w="1440"/>
+          </w:tcPr>
+          <w:p>
+            <w:r>
+              <w:t>0.9646</w:t>
+            </w:r>
+          </w:p>
+        </w:tc>
+        <w:tc>
+          <w:tcPr>
+            <w:tcW w:type="dxa" w:w="1440"/>
+          </w:tcPr>
+          <w:p>
+            <w:r>
+              <w:t>0.9842</w:t>
+            </w:r>
+          </w:p>
+        </w:tc>
+        <w:tc>
+          <w:tcPr>
+            <w:tcW w:type="dxa" w:w="1440"/>
+          </w:tcPr>
+          <w:p>
+            <w:r>
+              <w:t>-0.0196</w:t>
+            </w:r>
+          </w:p>
+        </w:tc>
+      </w:tr>
+      <w:tr>
+        <w:tc>
+          <w:tcPr>
+            <w:tcW w:type="dxa" w:w="1440"/>
+          </w:tcPr>
+          <w:p>
+            <w:r>
+              <w:t>Chang-Zhu-Tan</w:t>
+            </w:r>
+          </w:p>
+        </w:tc>
+        <w:tc>
+          <w:tcPr>
+            <w:tcW w:type="dxa" w:w="1440"/>
+          </w:tcPr>
+          <w:p>
+            <w:r>
+              <w:t>distance</w:t>
+            </w:r>
+          </w:p>
+        </w:tc>
+        <w:tc>
+          <w:tcPr>
+            <w:tcW w:type="dxa" w:w="1440"/>
+          </w:tcPr>
+          <w:p>
+            <w:r>
+              <w:t>1340A</w:t>
+            </w:r>
+          </w:p>
+        </w:tc>
+        <w:tc>
+          <w:tcPr>
+            <w:tcW w:type="dxa" w:w="1440"/>
+          </w:tcPr>
+          <w:p>
+            <w:r>
+              <w:t>0.9302</w:t>
+            </w:r>
+          </w:p>
+        </w:tc>
+        <w:tc>
+          <w:tcPr>
+            <w:tcW w:type="dxa" w:w="1440"/>
+          </w:tcPr>
+          <w:p>
+            <w:r>
+              <w:t>0.9509</w:t>
+            </w:r>
+          </w:p>
+        </w:tc>
+        <w:tc>
+          <w:tcPr>
+            <w:tcW w:type="dxa" w:w="1440"/>
+          </w:tcPr>
+          <w:p>
+            <w:r>
+              <w:t>-0.0207</w:t>
+            </w:r>
+          </w:p>
+        </w:tc>
+      </w:tr>
+      <w:tr>
+        <w:tc>
+          <w:tcPr>
+            <w:tcW w:type="dxa" w:w="1440"/>
+          </w:tcPr>
+          <w:p>
+            <w:r>
+              <w:t>Chang-Zhu-Tan</w:t>
+            </w:r>
+          </w:p>
+        </w:tc>
+        <w:tc>
+          <w:tcPr>
+            <w:tcW w:type="dxa" w:w="1440"/>
+          </w:tcPr>
+          <w:p>
+            <w:r>
+              <w:t>distance</w:t>
+            </w:r>
+          </w:p>
+        </w:tc>
+        <w:tc>
+          <w:tcPr>
+            <w:tcW w:type="dxa" w:w="1440"/>
+          </w:tcPr>
+          <w:p>
+            <w:r>
+              <w:t>1341A</w:t>
+            </w:r>
+          </w:p>
+        </w:tc>
+        <w:tc>
+          <w:tcPr>
+            <w:tcW w:type="dxa" w:w="1440"/>
+          </w:tcPr>
+          <w:p>
+            <w:r>
+              <w:t>0.9377</w:t>
+            </w:r>
+          </w:p>
+        </w:tc>
+        <w:tc>
+          <w:tcPr>
+            <w:tcW w:type="dxa" w:w="1440"/>
+          </w:tcPr>
+          <w:p>
+            <w:r>
+              <w:t>0.9527</w:t>
+            </w:r>
+          </w:p>
+        </w:tc>
+        <w:tc>
+          <w:tcPr>
+            <w:tcW w:type="dxa" w:w="1440"/>
+          </w:tcPr>
+          <w:p>
+            <w:r>
+              <w:t>-0.0151</w:t>
+            </w:r>
+          </w:p>
+        </w:tc>
+      </w:tr>
+      <w:tr>
+        <w:tc>
+          <w:tcPr>
+            <w:tcW w:type="dxa" w:w="1440"/>
+          </w:tcPr>
+          <w:p>
+            <w:r>
+              <w:t>Chang-Zhu-Tan</w:t>
+            </w:r>
+          </w:p>
+        </w:tc>
+        <w:tc>
+          <w:tcPr>
+            <w:tcW w:type="dxa" w:w="1440"/>
+          </w:tcPr>
+          <w:p>
+            <w:r>
+              <w:t>distance</w:t>
+            </w:r>
+          </w:p>
+        </w:tc>
+        <w:tc>
+          <w:tcPr>
+            <w:tcW w:type="dxa" w:w="1440"/>
+          </w:tcPr>
+          <w:p>
+            <w:r>
+              <w:t>1342A</w:t>
+            </w:r>
+          </w:p>
+        </w:tc>
+        <w:tc>
+          <w:tcPr>
+            <w:tcW w:type="dxa" w:w="1440"/>
+          </w:tcPr>
+          <w:p>
+            <w:r>
+              <w:t>0.9357</w:t>
+            </w:r>
+          </w:p>
+        </w:tc>
+        <w:tc>
+          <w:tcPr>
+            <w:tcW w:type="dxa" w:w="1440"/>
+          </w:tcPr>
+          <w:p>
+            <w:r>
+              <w:t>0.9616</w:t>
+            </w:r>
+          </w:p>
+        </w:tc>
+        <w:tc>
+          <w:tcPr>
+            <w:tcW w:type="dxa" w:w="1440"/>
+          </w:tcPr>
+          <w:p>
+            <w:r>
+              <w:t>-0.0259</w:t>
+            </w:r>
+          </w:p>
+        </w:tc>
+      </w:tr>
+      <w:tr>
+        <w:tc>
+          <w:tcPr>
+            <w:tcW w:type="dxa" w:w="1440"/>
+          </w:tcPr>
+          <w:p>
+            <w:r>
+              <w:t>Chang-Zhu-Tan</w:t>
+            </w:r>
+          </w:p>
+        </w:tc>
+        <w:tc>
+          <w:tcPr>
+            <w:tcW w:type="dxa" w:w="1440"/>
+          </w:tcPr>
+          <w:p>
+            <w:r>
+              <w:t>distance</w:t>
+            </w:r>
+          </w:p>
+        </w:tc>
+        <w:tc>
+          <w:tcPr>
+            <w:tcW w:type="dxa" w:w="1440"/>
+          </w:tcPr>
+          <w:p>
+            <w:r>
+              <w:t>1343A</w:t>
+            </w:r>
+          </w:p>
+        </w:tc>
+        <w:tc>
+          <w:tcPr>
+            <w:tcW w:type="dxa" w:w="1440"/>
+          </w:tcPr>
+          <w:p>
+            <w:r>
+              <w:t>0.9454</w:t>
+            </w:r>
+          </w:p>
+        </w:tc>
+        <w:tc>
+          <w:tcPr>
+            <w:tcW w:type="dxa" w:w="1440"/>
+          </w:tcPr>
+          <w:p>
+            <w:r>
+              <w:t>0.9599</w:t>
+            </w:r>
+          </w:p>
+        </w:tc>
+        <w:tc>
+          <w:tcPr>
+            <w:tcW w:type="dxa" w:w="1440"/>
+          </w:tcPr>
+          <w:p>
+            <w:r>
+              <w:t>-0.0145</w:t>
+            </w:r>
+          </w:p>
+        </w:tc>
+      </w:tr>
+      <w:tr>
+        <w:tc>
+          <w:tcPr>
+            <w:tcW w:type="dxa" w:w="1440"/>
+          </w:tcPr>
+          <w:p>
+            <w:r>
+              <w:t>Chang-Zhu-Tan</w:t>
+            </w:r>
+          </w:p>
+        </w:tc>
+        <w:tc>
+          <w:tcPr>
+            <w:tcW w:type="dxa" w:w="1440"/>
+          </w:tcPr>
+          <w:p>
+            <w:r>
+              <w:t>distance</w:t>
+            </w:r>
+          </w:p>
+        </w:tc>
+        <w:tc>
+          <w:tcPr>
+            <w:tcW w:type="dxa" w:w="1440"/>
+          </w:tcPr>
+          <w:p>
+            <w:r>
+              <w:t>1508A</w:t>
+            </w:r>
+          </w:p>
+        </w:tc>
+        <w:tc>
+          <w:tcPr>
+            <w:tcW w:type="dxa" w:w="1440"/>
+          </w:tcPr>
+          <w:p>
+            <w:r>
+              <w:t>0.9020</w:t>
+            </w:r>
+          </w:p>
+        </w:tc>
+        <w:tc>
+          <w:tcPr>
+            <w:tcW w:type="dxa" w:w="1440"/>
+          </w:tcPr>
+          <w:p>
+            <w:r>
+              <w:t>0.9345</w:t>
+            </w:r>
+          </w:p>
+        </w:tc>
+        <w:tc>
+          <w:tcPr>
+            <w:tcW w:type="dxa" w:w="1440"/>
+          </w:tcPr>
+          <w:p>
+            <w:r>
+              <w:t>-0.0324</w:t>
+            </w:r>
+          </w:p>
+        </w:tc>
+      </w:tr>
+      <w:tr>
+        <w:tc>
+          <w:tcPr>
+            <w:tcW w:type="dxa" w:w="1440"/>
+          </w:tcPr>
+          <w:p>
+            <w:r>
+              <w:t>Chang-Zhu-Tan</w:t>
+            </w:r>
+          </w:p>
+        </w:tc>
+        <w:tc>
+          <w:tcPr>
+            <w:tcW w:type="dxa" w:w="1440"/>
+          </w:tcPr>
+          <w:p>
+            <w:r>
+              <w:t>distance</w:t>
+            </w:r>
+          </w:p>
+        </w:tc>
+        <w:tc>
+          <w:tcPr>
+            <w:tcW w:type="dxa" w:w="1440"/>
+          </w:tcPr>
+          <w:p>
+            <w:r>
+              <w:t>1511A</w:t>
+            </w:r>
+          </w:p>
+        </w:tc>
+        <w:tc>
+          <w:tcPr>
+            <w:tcW w:type="dxa" w:w="1440"/>
+          </w:tcPr>
+          <w:p>
+            <w:r>
+              <w:t>0.9375</w:t>
+            </w:r>
+          </w:p>
+        </w:tc>
+        <w:tc>
+          <w:tcPr>
+            <w:tcW w:type="dxa" w:w="1440"/>
+          </w:tcPr>
+          <w:p>
+            <w:r>
+              <w:t>0.9604</w:t>
+            </w:r>
+          </w:p>
+        </w:tc>
+        <w:tc>
+          <w:tcPr>
+            <w:tcW w:type="dxa" w:w="1440"/>
+          </w:tcPr>
+          <w:p>
+            <w:r>
+              <w:t>-0.0229</w:t>
+            </w:r>
+          </w:p>
+        </w:tc>
+      </w:tr>
+      <w:tr>
+        <w:tc>
+          <w:tcPr>
+            <w:tcW w:type="dxa" w:w="1440"/>
+          </w:tcPr>
+          <w:p>
+            <w:r>
+              <w:t>Chang-Zhu-Tan</w:t>
+            </w:r>
+          </w:p>
+        </w:tc>
+        <w:tc>
+          <w:tcPr>
+            <w:tcW w:type="dxa" w:w="1440"/>
+          </w:tcPr>
+          <w:p>
+            <w:r>
+              <w:t>distance</w:t>
+            </w:r>
+          </w:p>
+        </w:tc>
+        <w:tc>
+          <w:tcPr>
+            <w:tcW w:type="dxa" w:w="1440"/>
+          </w:tcPr>
+          <w:p>
+            <w:r>
+              <w:t>1512A</w:t>
+            </w:r>
+          </w:p>
+        </w:tc>
+        <w:tc>
+          <w:tcPr>
+            <w:tcW w:type="dxa" w:w="1440"/>
+          </w:tcPr>
+          <w:p>
+            <w:r>
+              <w:t>0.9355</w:t>
+            </w:r>
+          </w:p>
+        </w:tc>
+        <w:tc>
+          <w:tcPr>
+            <w:tcW w:type="dxa" w:w="1440"/>
+          </w:tcPr>
+          <w:p>
+            <w:r>
+              <w:t>0.9638</w:t>
+            </w:r>
+          </w:p>
+        </w:tc>
+        <w:tc>
+          <w:tcPr>
+            <w:tcW w:type="dxa" w:w="1440"/>
+          </w:tcPr>
+          <w:p>
+            <w:r>
+              <w:t>-0.0283</w:t>
+            </w:r>
+          </w:p>
+        </w:tc>
+      </w:tr>
+      <w:tr>
+        <w:tc>
+          <w:tcPr>
+            <w:tcW w:type="dxa" w:w="1440"/>
+          </w:tcPr>
+          <w:p>
+            <w:r>
+              <w:t>Chang-Zhu-Tan</w:t>
+            </w:r>
+          </w:p>
+        </w:tc>
+        <w:tc>
+          <w:tcPr>
+            <w:tcW w:type="dxa" w:w="1440"/>
+          </w:tcPr>
+          <w:p>
+            <w:r>
+              <w:t>distance</w:t>
+            </w:r>
+          </w:p>
+        </w:tc>
+        <w:tc>
+          <w:tcPr>
+            <w:tcW w:type="dxa" w:w="1440"/>
+          </w:tcPr>
+          <w:p>
+            <w:r>
+              <w:t>1513A</w:t>
+            </w:r>
+          </w:p>
+        </w:tc>
+        <w:tc>
+          <w:tcPr>
+            <w:tcW w:type="dxa" w:w="1440"/>
+          </w:tcPr>
+          <w:p>
+            <w:r>
+              <w:t>0.9313</w:t>
+            </w:r>
+          </w:p>
+        </w:tc>
+        <w:tc>
+          <w:tcPr>
+            <w:tcW w:type="dxa" w:w="1440"/>
+          </w:tcPr>
+          <w:p>
+            <w:r>
+              <w:t>0.9509</w:t>
+            </w:r>
+          </w:p>
+        </w:tc>
+        <w:tc>
+          <w:tcPr>
+            <w:tcW w:type="dxa" w:w="1440"/>
+          </w:tcPr>
+          <w:p>
+            <w:r>
+              <w:t>-0.0196</w:t>
+            </w:r>
+          </w:p>
+        </w:tc>
+      </w:tr>
+      <w:tr>
+        <w:tc>
+          <w:tcPr>
+            <w:tcW w:type="dxa" w:w="1440"/>
+          </w:tcPr>
+          <w:p>
+            <w:r>
+              <w:t>Chang-Zhu-Tan</w:t>
+            </w:r>
+          </w:p>
+        </w:tc>
+        <w:tc>
+          <w:tcPr>
+            <w:tcW w:type="dxa" w:w="1440"/>
+          </w:tcPr>
+          <w:p>
+            <w:r>
+              <w:t>distance</w:t>
+            </w:r>
+          </w:p>
+        </w:tc>
+        <w:tc>
+          <w:tcPr>
+            <w:tcW w:type="dxa" w:w="1440"/>
+          </w:tcPr>
+          <w:p>
+            <w:r>
+              <w:t>1514A</w:t>
+            </w:r>
+          </w:p>
+        </w:tc>
+        <w:tc>
+          <w:tcPr>
+            <w:tcW w:type="dxa" w:w="1440"/>
+          </w:tcPr>
+          <w:p>
+            <w:r>
+              <w:t>0.9283</w:t>
+            </w:r>
+          </w:p>
+        </w:tc>
+        <w:tc>
+          <w:tcPr>
+            <w:tcW w:type="dxa" w:w="1440"/>
+          </w:tcPr>
+          <w:p>
+            <w:r>
+              <w:t>0.9597</w:t>
+            </w:r>
+          </w:p>
+        </w:tc>
+        <w:tc>
+          <w:tcPr>
+            <w:tcW w:type="dxa" w:w="1440"/>
+          </w:tcPr>
+          <w:p>
+            <w:r>
+              <w:t>-0.0314</w:t>
+            </w:r>
+          </w:p>
+        </w:tc>
+      </w:tr>
+      <w:tr>
+        <w:tc>
+          <w:tcPr>
+            <w:tcW w:type="dxa" w:w="1440"/>
+          </w:tcPr>
+          <w:p>
+            <w:r>
+              <w:t>Chang-Zhu-Tan</w:t>
+            </w:r>
+          </w:p>
+        </w:tc>
+        <w:tc>
+          <w:tcPr>
+            <w:tcW w:type="dxa" w:w="1440"/>
+          </w:tcPr>
+          <w:p>
+            <w:r>
+              <w:t>distance</w:t>
+            </w:r>
+          </w:p>
+        </w:tc>
+        <w:tc>
+          <w:tcPr>
+            <w:tcW w:type="dxa" w:w="1440"/>
+          </w:tcPr>
+          <w:p>
+            <w:r>
+              <w:t>1515A</w:t>
+            </w:r>
+          </w:p>
+        </w:tc>
+        <w:tc>
+          <w:tcPr>
+            <w:tcW w:type="dxa" w:w="1440"/>
+          </w:tcPr>
+          <w:p>
+            <w:r>
+              <w:t>0.9248</w:t>
+            </w:r>
+          </w:p>
+        </w:tc>
+        <w:tc>
+          <w:tcPr>
+            <w:tcW w:type="dxa" w:w="1440"/>
+          </w:tcPr>
+          <w:p>
+            <w:r>
+              <w:t>0.9502</w:t>
+            </w:r>
+          </w:p>
+        </w:tc>
+        <w:tc>
+          <w:tcPr>
+            <w:tcW w:type="dxa" w:w="1440"/>
+          </w:tcPr>
+          <w:p>
+            <w:r>
+              <w:t>-0.0254</w:t>
+            </w:r>
+          </w:p>
+        </w:tc>
+      </w:tr>
+      <w:tr>
+        <w:tc>
+          <w:tcPr>
+            <w:tcW w:type="dxa" w:w="1440"/>
+          </w:tcPr>
+          <w:p>
+            <w:r>
+              <w:t>Chang-Zhu-Tan</w:t>
+            </w:r>
+          </w:p>
+        </w:tc>
+        <w:tc>
+          <w:tcPr>
+            <w:tcW w:type="dxa" w:w="1440"/>
+          </w:tcPr>
+          <w:p>
+            <w:r>
+              <w:t>distance</w:t>
+            </w:r>
+          </w:p>
+        </w:tc>
+        <w:tc>
+          <w:tcPr>
+            <w:tcW w:type="dxa" w:w="1440"/>
+          </w:tcPr>
+          <w:p>
+            <w:r>
+              <w:t>1518A</w:t>
+            </w:r>
+          </w:p>
+        </w:tc>
+        <w:tc>
+          <w:tcPr>
+            <w:tcW w:type="dxa" w:w="1440"/>
+          </w:tcPr>
+          <w:p>
+            <w:r>
+              <w:t>0.9387</w:t>
+            </w:r>
+          </w:p>
+        </w:tc>
+        <w:tc>
+          <w:tcPr>
+            <w:tcW w:type="dxa" w:w="1440"/>
+          </w:tcPr>
+          <w:p>
+            <w:r>
+              <w:t>0.9619</w:t>
+            </w:r>
+          </w:p>
+        </w:tc>
+        <w:tc>
+          <w:tcPr>
+            <w:tcW w:type="dxa" w:w="1440"/>
+          </w:tcPr>
+          <w:p>
+            <w:r>
+              <w:t>-0.0232</w:t>
+            </w:r>
+          </w:p>
+        </w:tc>
+      </w:tr>
+      <w:tr>
+        <w:tc>
+          <w:tcPr>
+            <w:tcW w:type="dxa" w:w="1440"/>
+          </w:tcPr>
+          <w:p>
+            <w:r>
+              <w:t>Chang-Zhu-Tan</w:t>
+            </w:r>
+          </w:p>
+        </w:tc>
+        <w:tc>
+          <w:tcPr>
+            <w:tcW w:type="dxa" w:w="1440"/>
+          </w:tcPr>
+          <w:p>
+            <w:r>
+              <w:t>distance</w:t>
+            </w:r>
+          </w:p>
+        </w:tc>
+        <w:tc>
+          <w:tcPr>
+            <w:tcW w:type="dxa" w:w="1440"/>
+          </w:tcPr>
+          <w:p>
+            <w:r>
+              <w:t>1519A</w:t>
+            </w:r>
+          </w:p>
+        </w:tc>
+        <w:tc>
+          <w:tcPr>
+            <w:tcW w:type="dxa" w:w="1440"/>
+          </w:tcPr>
+          <w:p>
+            <w:r>
+              <w:t>0.9250</w:t>
+            </w:r>
+          </w:p>
+        </w:tc>
+        <w:tc>
+          <w:tcPr>
+            <w:tcW w:type="dxa" w:w="1440"/>
+          </w:tcPr>
+          <w:p>
+            <w:r>
+              <w:t>0.9352</w:t>
+            </w:r>
+          </w:p>
+        </w:tc>
+        <w:tc>
+          <w:tcPr>
+            <w:tcW w:type="dxa" w:w="1440"/>
+          </w:tcPr>
+          <w:p>
+            <w:r>
+              <w:t>-0.0103</w:t>
+            </w:r>
+          </w:p>
+        </w:tc>
+      </w:tr>
+      <w:tr>
+        <w:tc>
+          <w:tcPr>
+            <w:tcW w:type="dxa" w:w="1440"/>
+          </w:tcPr>
+          <w:p>
+            <w:r>
+              <w:t>Chang-Zhu-Tan</w:t>
+            </w:r>
+          </w:p>
+        </w:tc>
+        <w:tc>
+          <w:tcPr>
+            <w:tcW w:type="dxa" w:w="1440"/>
+          </w:tcPr>
+          <w:p>
+            <w:r>
+              <w:t>distance</w:t>
+            </w:r>
+          </w:p>
+        </w:tc>
+        <w:tc>
+          <w:tcPr>
+            <w:tcW w:type="dxa" w:w="1440"/>
+          </w:tcPr>
+          <w:p>
+            <w:r>
+              <w:t>1520A</w:t>
+            </w:r>
+          </w:p>
+        </w:tc>
+        <w:tc>
+          <w:tcPr>
+            <w:tcW w:type="dxa" w:w="1440"/>
+          </w:tcPr>
+          <w:p>
+            <w:r>
+              <w:t>0.9180</w:t>
+            </w:r>
+          </w:p>
+        </w:tc>
+        <w:tc>
+          <w:tcPr>
+            <w:tcW w:type="dxa" w:w="1440"/>
+          </w:tcPr>
+          <w:p>
+            <w:r>
+              <w:t>0.9443</w:t>
+            </w:r>
+          </w:p>
+        </w:tc>
+        <w:tc>
+          <w:tcPr>
+            <w:tcW w:type="dxa" w:w="1440"/>
+          </w:tcPr>
+          <w:p>
+            <w:r>
+              <w:t>-0.0263</w:t>
+            </w:r>
+          </w:p>
+        </w:tc>
+      </w:tr>
+      <w:tr>
+        <w:tc>
+          <w:tcPr>
+            <w:tcW w:type="dxa" w:w="1440"/>
+          </w:tcPr>
+          <w:p>
+            <w:r>
+              <w:t>Chang-Zhu-Tan</w:t>
+            </w:r>
+          </w:p>
+        </w:tc>
+        <w:tc>
+          <w:tcPr>
+            <w:tcW w:type="dxa" w:w="1440"/>
+          </w:tcPr>
+          <w:p>
+            <w:r>
+              <w:t>distance</w:t>
+            </w:r>
+          </w:p>
+        </w:tc>
+        <w:tc>
+          <w:tcPr>
+            <w:tcW w:type="dxa" w:w="1440"/>
+          </w:tcPr>
+          <w:p>
+            <w:r>
+              <w:t>1524A</w:t>
+            </w:r>
+          </w:p>
+        </w:tc>
+        <w:tc>
+          <w:tcPr>
+            <w:tcW w:type="dxa" w:w="1440"/>
+          </w:tcPr>
+          <w:p>
+            <w:r>
+              <w:t>0.9350</w:t>
+            </w:r>
+          </w:p>
+        </w:tc>
+        <w:tc>
+          <w:tcPr>
+            <w:tcW w:type="dxa" w:w="1440"/>
+          </w:tcPr>
+          <w:p>
+            <w:r>
+              <w:t>0.9638</w:t>
+            </w:r>
+          </w:p>
+        </w:tc>
+        <w:tc>
+          <w:tcPr>
+            <w:tcW w:type="dxa" w:w="1440"/>
+          </w:tcPr>
+          <w:p>
+            <w:r>
+              <w:t>-0.0288</w:t>
+            </w:r>
+          </w:p>
+        </w:tc>
+      </w:tr>
+      <w:tr>
+        <w:tc>
+          <w:tcPr>
+            <w:tcW w:type="dxa" w:w="1440"/>
+          </w:tcPr>
+          <w:p>
+            <w:r>
+              <w:t>Chang-Zhu-Tan</w:t>
+            </w:r>
+          </w:p>
+        </w:tc>
+        <w:tc>
+          <w:tcPr>
+            <w:tcW w:type="dxa" w:w="1440"/>
+          </w:tcPr>
+          <w:p>
+            <w:r>
+              <w:t>distance</w:t>
+            </w:r>
+          </w:p>
+        </w:tc>
+        <w:tc>
+          <w:tcPr>
+            <w:tcW w:type="dxa" w:w="1440"/>
+          </w:tcPr>
+          <w:p>
+            <w:r>
+              <w:t>1562A</w:t>
+            </w:r>
+          </w:p>
+        </w:tc>
+        <w:tc>
+          <w:tcPr>
+            <w:tcW w:type="dxa" w:w="1440"/>
+          </w:tcPr>
+          <w:p>
+            <w:r>
+              <w:t>0.9600</w:t>
+            </w:r>
+          </w:p>
+        </w:tc>
+        <w:tc>
+          <w:tcPr>
+            <w:tcW w:type="dxa" w:w="1440"/>
+          </w:tcPr>
+          <w:p>
+            <w:r>
+              <w:t>0.9733</w:t>
+            </w:r>
+          </w:p>
+        </w:tc>
+        <w:tc>
+          <w:tcPr>
+            <w:tcW w:type="dxa" w:w="1440"/>
+          </w:tcPr>
+          <w:p>
+            <w:r>
+              <w:t>-0.0133</w:t>
+            </w:r>
+          </w:p>
+        </w:tc>
+      </w:tr>
+      <w:tr>
+        <w:tc>
+          <w:tcPr>
+            <w:tcW w:type="dxa" w:w="1440"/>
+          </w:tcPr>
+          <w:p>
+            <w:r>
+              <w:t>Chang-Zhu-Tan</w:t>
+            </w:r>
+          </w:p>
+        </w:tc>
+        <w:tc>
+          <w:tcPr>
+            <w:tcW w:type="dxa" w:w="1440"/>
+          </w:tcPr>
+          <w:p>
+            <w:r>
+              <w:t>correlation</w:t>
+            </w:r>
+          </w:p>
+        </w:tc>
+        <w:tc>
+          <w:tcPr>
+            <w:tcW w:type="dxa" w:w="1440"/>
+          </w:tcPr>
+          <w:p>
+            <w:r>
+              <w:t>1335A</w:t>
+            </w:r>
+          </w:p>
+        </w:tc>
+        <w:tc>
+          <w:tcPr>
+            <w:tcW w:type="dxa" w:w="1440"/>
+          </w:tcPr>
+          <w:p>
+            <w:r>
+              <w:t>0.9405</w:t>
+            </w:r>
+          </w:p>
+        </w:tc>
+        <w:tc>
+          <w:tcPr>
+            <w:tcW w:type="dxa" w:w="1440"/>
+          </w:tcPr>
+          <w:p>
+            <w:r>
+              <w:t>0.9672</w:t>
+            </w:r>
+          </w:p>
+        </w:tc>
+        <w:tc>
+          <w:tcPr>
+            <w:tcW w:type="dxa" w:w="1440"/>
+          </w:tcPr>
+          <w:p>
+            <w:r>
+              <w:t>-0.0267</w:t>
+            </w:r>
+          </w:p>
+        </w:tc>
+      </w:tr>
+      <w:tr>
+        <w:tc>
+          <w:tcPr>
+            <w:tcW w:type="dxa" w:w="1440"/>
+          </w:tcPr>
+          <w:p>
+            <w:r>
+              <w:t>Chang-Zhu-Tan</w:t>
+            </w:r>
+          </w:p>
+        </w:tc>
+        <w:tc>
+          <w:tcPr>
+            <w:tcW w:type="dxa" w:w="1440"/>
+          </w:tcPr>
+          <w:p>
+            <w:r>
+              <w:t>correlation</w:t>
+            </w:r>
+          </w:p>
+        </w:tc>
+        <w:tc>
+          <w:tcPr>
+            <w:tcW w:type="dxa" w:w="1440"/>
+          </w:tcPr>
+          <w:p>
+            <w:r>
+              <w:t>1336A</w:t>
+            </w:r>
+          </w:p>
+        </w:tc>
+        <w:tc>
+          <w:tcPr>
+            <w:tcW w:type="dxa" w:w="1440"/>
+          </w:tcPr>
+          <w:p>
+            <w:r>
+              <w:t>0.9515</w:t>
+            </w:r>
+          </w:p>
+        </w:tc>
+        <w:tc>
+          <w:tcPr>
+            <w:tcW w:type="dxa" w:w="1440"/>
+          </w:tcPr>
+          <w:p>
+            <w:r>
+              <w:t>0.9813</w:t>
+            </w:r>
+          </w:p>
+        </w:tc>
+        <w:tc>
+          <w:tcPr>
+            <w:tcW w:type="dxa" w:w="1440"/>
+          </w:tcPr>
+          <w:p>
+            <w:r>
+              <w:t>-0.0299</w:t>
+            </w:r>
+          </w:p>
+        </w:tc>
+      </w:tr>
+      <w:tr>
+        <w:tc>
+          <w:tcPr>
+            <w:tcW w:type="dxa" w:w="1440"/>
+          </w:tcPr>
+          <w:p>
+            <w:r>
+              <w:t>Chang-Zhu-Tan</w:t>
+            </w:r>
+          </w:p>
+        </w:tc>
+        <w:tc>
+          <w:tcPr>
+            <w:tcW w:type="dxa" w:w="1440"/>
+          </w:tcPr>
+          <w:p>
+            <w:r>
+              <w:t>correlation</w:t>
+            </w:r>
+          </w:p>
+        </w:tc>
+        <w:tc>
+          <w:tcPr>
+            <w:tcW w:type="dxa" w:w="1440"/>
+          </w:tcPr>
+          <w:p>
+            <w:r>
+              <w:t>1337A</w:t>
+            </w:r>
+          </w:p>
+        </w:tc>
+        <w:tc>
+          <w:tcPr>
+            <w:tcW w:type="dxa" w:w="1440"/>
+          </w:tcPr>
+          <w:p>
+            <w:r>
+              <w:t>0.9453</w:t>
+            </w:r>
+          </w:p>
+        </w:tc>
+        <w:tc>
+          <w:tcPr>
+            <w:tcW w:type="dxa" w:w="1440"/>
+          </w:tcPr>
+          <w:p>
+            <w:r>
+              <w:t>0.9640</w:t>
+            </w:r>
+          </w:p>
+        </w:tc>
+        <w:tc>
+          <w:tcPr>
+            <w:tcW w:type="dxa" w:w="1440"/>
+          </w:tcPr>
+          <w:p>
+            <w:r>
+              <w:t>-0.0186</w:t>
+            </w:r>
+          </w:p>
+        </w:tc>
+      </w:tr>
+      <w:tr>
+        <w:tc>
+          <w:tcPr>
+            <w:tcW w:type="dxa" w:w="1440"/>
+          </w:tcPr>
+          <w:p>
+            <w:r>
+              <w:t>Chang-Zhu-Tan</w:t>
+            </w:r>
+          </w:p>
+        </w:tc>
+        <w:tc>
+          <w:tcPr>
+            <w:tcW w:type="dxa" w:w="1440"/>
+          </w:tcPr>
+          <w:p>
+            <w:r>
+              <w:t>correlation</w:t>
+            </w:r>
+          </w:p>
+        </w:tc>
+        <w:tc>
+          <w:tcPr>
+            <w:tcW w:type="dxa" w:w="1440"/>
+          </w:tcPr>
+          <w:p>
+            <w:r>
+              <w:t>1338A</w:t>
+            </w:r>
+          </w:p>
+        </w:tc>
+        <w:tc>
+          <w:tcPr>
+            <w:tcW w:type="dxa" w:w="1440"/>
+          </w:tcPr>
+          <w:p>
+            <w:r>
+              <w:t>0.9346</w:t>
+            </w:r>
+          </w:p>
+        </w:tc>
+        <w:tc>
+          <w:tcPr>
+            <w:tcW w:type="dxa" w:w="1440"/>
+          </w:tcPr>
+          <w:p>
+            <w:r>
+              <w:t>0.9645</w:t>
+            </w:r>
+          </w:p>
+        </w:tc>
+        <w:tc>
+          <w:tcPr>
+            <w:tcW w:type="dxa" w:w="1440"/>
+          </w:tcPr>
+          <w:p>
+            <w:r>
+              <w:t>-0.0299</w:t>
+            </w:r>
+          </w:p>
+        </w:tc>
+      </w:tr>
+      <w:tr>
+        <w:tc>
+          <w:tcPr>
+            <w:tcW w:type="dxa" w:w="1440"/>
+          </w:tcPr>
+          <w:p>
+            <w:r>
+              <w:t>Chang-Zhu-Tan</w:t>
+            </w:r>
+          </w:p>
+        </w:tc>
+        <w:tc>
+          <w:tcPr>
+            <w:tcW w:type="dxa" w:w="1440"/>
+          </w:tcPr>
+          <w:p>
+            <w:r>
+              <w:t>correlation</w:t>
+            </w:r>
+          </w:p>
+        </w:tc>
+        <w:tc>
+          <w:tcPr>
+            <w:tcW w:type="dxa" w:w="1440"/>
+          </w:tcPr>
+          <w:p>
+            <w:r>
+              <w:t>1339A</w:t>
+            </w:r>
+          </w:p>
+        </w:tc>
+        <w:tc>
+          <w:tcPr>
+            <w:tcW w:type="dxa" w:w="1440"/>
+          </w:tcPr>
+          <w:p>
+            <w:r>
+              <w:t>0.9509</w:t>
+            </w:r>
+          </w:p>
+        </w:tc>
+        <w:tc>
+          <w:tcPr>
+            <w:tcW w:type="dxa" w:w="1440"/>
+          </w:tcPr>
+          <w:p>
+            <w:r>
+              <w:t>0.9842</w:t>
+            </w:r>
+          </w:p>
+        </w:tc>
+        <w:tc>
+          <w:tcPr>
+            <w:tcW w:type="dxa" w:w="1440"/>
+          </w:tcPr>
+          <w:p>
+            <w:r>
+              <w:t>-0.0333</w:t>
+            </w:r>
+          </w:p>
+        </w:tc>
+      </w:tr>
+      <w:tr>
+        <w:tc>
+          <w:tcPr>
+            <w:tcW w:type="dxa" w:w="1440"/>
+          </w:tcPr>
+          <w:p>
+            <w:r>
+              <w:t>Chang-Zhu-Tan</w:t>
+            </w:r>
+          </w:p>
+        </w:tc>
+        <w:tc>
+          <w:tcPr>
+            <w:tcW w:type="dxa" w:w="1440"/>
+          </w:tcPr>
+          <w:p>
+            <w:r>
+              <w:t>correlation</w:t>
+            </w:r>
+          </w:p>
+        </w:tc>
+        <w:tc>
+          <w:tcPr>
+            <w:tcW w:type="dxa" w:w="1440"/>
+          </w:tcPr>
+          <w:p>
+            <w:r>
+              <w:t>1340A</w:t>
+            </w:r>
+          </w:p>
+        </w:tc>
+        <w:tc>
+          <w:tcPr>
+            <w:tcW w:type="dxa" w:w="1440"/>
+          </w:tcPr>
+          <w:p>
+            <w:r>
+              <w:t>0.9069</w:t>
+            </w:r>
+          </w:p>
+        </w:tc>
+        <w:tc>
+          <w:tcPr>
+            <w:tcW w:type="dxa" w:w="1440"/>
+          </w:tcPr>
+          <w:p>
+            <w:r>
+              <w:t>0.9509</w:t>
+            </w:r>
+          </w:p>
+        </w:tc>
+        <w:tc>
+          <w:tcPr>
+            <w:tcW w:type="dxa" w:w="1440"/>
+          </w:tcPr>
+          <w:p>
+            <w:r>
+              <w:t>-0.0441</w:t>
+            </w:r>
+          </w:p>
+        </w:tc>
+      </w:tr>
+      <w:tr>
+        <w:tc>
+          <w:tcPr>
+            <w:tcW w:type="dxa" w:w="1440"/>
+          </w:tcPr>
+          <w:p>
+            <w:r>
+              <w:t>Chang-Zhu-Tan</w:t>
+            </w:r>
+          </w:p>
+        </w:tc>
+        <w:tc>
+          <w:tcPr>
+            <w:tcW w:type="dxa" w:w="1440"/>
+          </w:tcPr>
+          <w:p>
+            <w:r>
+              <w:t>correlation</w:t>
+            </w:r>
+          </w:p>
+        </w:tc>
+        <w:tc>
+          <w:tcPr>
+            <w:tcW w:type="dxa" w:w="1440"/>
+          </w:tcPr>
+          <w:p>
+            <w:r>
+              <w:t>1341A</w:t>
+            </w:r>
+          </w:p>
+        </w:tc>
+        <w:tc>
+          <w:tcPr>
+            <w:tcW w:type="dxa" w:w="1440"/>
+          </w:tcPr>
+          <w:p>
+            <w:r>
+              <w:t>0.9288</w:t>
+            </w:r>
+          </w:p>
+        </w:tc>
+        <w:tc>
+          <w:tcPr>
+            <w:tcW w:type="dxa" w:w="1440"/>
+          </w:tcPr>
+          <w:p>
+            <w:r>
+              <w:t>0.9527</w:t>
+            </w:r>
+          </w:p>
+        </w:tc>
+        <w:tc>
+          <w:tcPr>
+            <w:tcW w:type="dxa" w:w="1440"/>
+          </w:tcPr>
+          <w:p>
+            <w:r>
+              <w:t>-0.0239</w:t>
+            </w:r>
+          </w:p>
+        </w:tc>
+      </w:tr>
+      <w:tr>
+        <w:tc>
+          <w:tcPr>
+            <w:tcW w:type="dxa" w:w="1440"/>
+          </w:tcPr>
+          <w:p>
+            <w:r>
+              <w:t>Chang-Zhu-Tan</w:t>
+            </w:r>
+          </w:p>
+        </w:tc>
+        <w:tc>
+          <w:tcPr>
+            <w:tcW w:type="dxa" w:w="1440"/>
+          </w:tcPr>
+          <w:p>
+            <w:r>
+              <w:t>correlation</w:t>
+            </w:r>
+          </w:p>
+        </w:tc>
+        <w:tc>
+          <w:tcPr>
+            <w:tcW w:type="dxa" w:w="1440"/>
+          </w:tcPr>
+          <w:p>
+            <w:r>
+              <w:t>1342A</w:t>
+            </w:r>
+          </w:p>
+        </w:tc>
+        <w:tc>
+          <w:tcPr>
+            <w:tcW w:type="dxa" w:w="1440"/>
+          </w:tcPr>
+          <w:p>
+            <w:r>
+              <w:t>0.9144</w:t>
+            </w:r>
+          </w:p>
+        </w:tc>
+        <w:tc>
+          <w:tcPr>
+            <w:tcW w:type="dxa" w:w="1440"/>
+          </w:tcPr>
+          <w:p>
+            <w:r>
+              <w:t>0.9616</w:t>
+            </w:r>
+          </w:p>
+        </w:tc>
+        <w:tc>
+          <w:tcPr>
+            <w:tcW w:type="dxa" w:w="1440"/>
+          </w:tcPr>
+          <w:p>
+            <w:r>
+              <w:t>-0.0473</w:t>
+            </w:r>
+          </w:p>
+        </w:tc>
+      </w:tr>
+      <w:tr>
+        <w:tc>
+          <w:tcPr>
+            <w:tcW w:type="dxa" w:w="1440"/>
+          </w:tcPr>
+          <w:p>
+            <w:r>
+              <w:t>Chang-Zhu-Tan</w:t>
+            </w:r>
+          </w:p>
+        </w:tc>
+        <w:tc>
+          <w:tcPr>
+            <w:tcW w:type="dxa" w:w="1440"/>
+          </w:tcPr>
+          <w:p>
+            <w:r>
+              <w:t>correlation</w:t>
+            </w:r>
+          </w:p>
+        </w:tc>
+        <w:tc>
+          <w:tcPr>
+            <w:tcW w:type="dxa" w:w="1440"/>
+          </w:tcPr>
+          <w:p>
+            <w:r>
+              <w:t>1343A</w:t>
+            </w:r>
+          </w:p>
+        </w:tc>
+        <w:tc>
+          <w:tcPr>
+            <w:tcW w:type="dxa" w:w="1440"/>
+          </w:tcPr>
+          <w:p>
+            <w:r>
+              <w:t>0.9237</w:t>
+            </w:r>
+          </w:p>
+        </w:tc>
+        <w:tc>
+          <w:tcPr>
+            <w:tcW w:type="dxa" w:w="1440"/>
+          </w:tcPr>
+          <w:p>
+            <w:r>
+              <w:t>0.9599</w:t>
+            </w:r>
+          </w:p>
+        </w:tc>
+        <w:tc>
+          <w:tcPr>
+            <w:tcW w:type="dxa" w:w="1440"/>
+          </w:tcPr>
+          <w:p>
+            <w:r>
+              <w:t>-0.0363</w:t>
+            </w:r>
+          </w:p>
+        </w:tc>
+      </w:tr>
+      <w:tr>
+        <w:tc>
+          <w:tcPr>
+            <w:tcW w:type="dxa" w:w="1440"/>
+          </w:tcPr>
+          <w:p>
+            <w:r>
+              <w:t>Chang-Zhu-Tan</w:t>
+            </w:r>
+          </w:p>
+        </w:tc>
+        <w:tc>
+          <w:tcPr>
+            <w:tcW w:type="dxa" w:w="1440"/>
+          </w:tcPr>
+          <w:p>
+            <w:r>
+              <w:t>correlation</w:t>
+            </w:r>
+          </w:p>
+        </w:tc>
+        <w:tc>
+          <w:tcPr>
+            <w:tcW w:type="dxa" w:w="1440"/>
+          </w:tcPr>
+          <w:p>
+            <w:r>
+              <w:t>1508A</w:t>
+            </w:r>
+          </w:p>
+        </w:tc>
+        <w:tc>
+          <w:tcPr>
+            <w:tcW w:type="dxa" w:w="1440"/>
+          </w:tcPr>
+          <w:p>
+            <w:r>
+              <w:t>0.9011</w:t>
+            </w:r>
+          </w:p>
+        </w:tc>
+        <w:tc>
+          <w:tcPr>
+            <w:tcW w:type="dxa" w:w="1440"/>
+          </w:tcPr>
+          <w:p>
+            <w:r>
+              <w:t>0.9345</w:t>
+            </w:r>
+          </w:p>
+        </w:tc>
+        <w:tc>
+          <w:tcPr>
+            <w:tcW w:type="dxa" w:w="1440"/>
+          </w:tcPr>
+          <w:p>
+            <w:r>
+              <w:t>-0.0334</w:t>
+            </w:r>
+          </w:p>
+        </w:tc>
+      </w:tr>
+      <w:tr>
+        <w:tc>
+          <w:tcPr>
+            <w:tcW w:type="dxa" w:w="1440"/>
+          </w:tcPr>
+          <w:p>
+            <w:r>
+              <w:t>Chang-Zhu-Tan</w:t>
+            </w:r>
+          </w:p>
+        </w:tc>
+        <w:tc>
+          <w:tcPr>
+            <w:tcW w:type="dxa" w:w="1440"/>
+          </w:tcPr>
+          <w:p>
+            <w:r>
+              <w:t>correlation</w:t>
+            </w:r>
+          </w:p>
+        </w:tc>
+        <w:tc>
+          <w:tcPr>
+            <w:tcW w:type="dxa" w:w="1440"/>
+          </w:tcPr>
+          <w:p>
+            <w:r>
+              <w:t>1511A</w:t>
+            </w:r>
+          </w:p>
+        </w:tc>
+        <w:tc>
+          <w:tcPr>
+            <w:tcW w:type="dxa" w:w="1440"/>
+          </w:tcPr>
+          <w:p>
+            <w:r>
+              <w:t>0.9370</w:t>
+            </w:r>
+          </w:p>
+        </w:tc>
+        <w:tc>
+          <w:tcPr>
+            <w:tcW w:type="dxa" w:w="1440"/>
+          </w:tcPr>
+          <w:p>
+            <w:r>
+              <w:t>0.9604</w:t>
+            </w:r>
+          </w:p>
+        </w:tc>
+        <w:tc>
+          <w:tcPr>
+            <w:tcW w:type="dxa" w:w="1440"/>
+          </w:tcPr>
+          <w:p>
+            <w:r>
+              <w:t>-0.0234</w:t>
+            </w:r>
+          </w:p>
+        </w:tc>
+      </w:tr>
+      <w:tr>
+        <w:tc>
+          <w:tcPr>
+            <w:tcW w:type="dxa" w:w="1440"/>
+          </w:tcPr>
+          <w:p>
+            <w:r>
+              <w:t>Chang-Zhu-Tan</w:t>
+            </w:r>
+          </w:p>
+        </w:tc>
+        <w:tc>
+          <w:tcPr>
+            <w:tcW w:type="dxa" w:w="1440"/>
+          </w:tcPr>
+          <w:p>
+            <w:r>
+              <w:t>correlation</w:t>
+            </w:r>
+          </w:p>
+        </w:tc>
+        <w:tc>
+          <w:tcPr>
+            <w:tcW w:type="dxa" w:w="1440"/>
+          </w:tcPr>
+          <w:p>
+            <w:r>
+              <w:t>1512A</w:t>
+            </w:r>
+          </w:p>
+        </w:tc>
+        <w:tc>
+          <w:tcPr>
+            <w:tcW w:type="dxa" w:w="1440"/>
+          </w:tcPr>
+          <w:p>
+            <w:r>
+              <w:t>0.9336</w:t>
+            </w:r>
+          </w:p>
+        </w:tc>
+        <w:tc>
+          <w:tcPr>
+            <w:tcW w:type="dxa" w:w="1440"/>
+          </w:tcPr>
+          <w:p>
+            <w:r>
+              <w:t>0.9638</w:t>
+            </w:r>
+          </w:p>
+        </w:tc>
+        <w:tc>
+          <w:tcPr>
+            <w:tcW w:type="dxa" w:w="1440"/>
+          </w:tcPr>
+          <w:p>
+            <w:r>
+              <w:t>-0.0302</w:t>
+            </w:r>
+          </w:p>
+        </w:tc>
+      </w:tr>
+      <w:tr>
+        <w:tc>
+          <w:tcPr>
+            <w:tcW w:type="dxa" w:w="1440"/>
+          </w:tcPr>
+          <w:p>
+            <w:r>
+              <w:t>Chang-Zhu-Tan</w:t>
+            </w:r>
+          </w:p>
+        </w:tc>
+        <w:tc>
+          <w:tcPr>
+            <w:tcW w:type="dxa" w:w="1440"/>
+          </w:tcPr>
+          <w:p>
+            <w:r>
+              <w:t>correlation</w:t>
+            </w:r>
+          </w:p>
+        </w:tc>
+        <w:tc>
+          <w:tcPr>
+            <w:tcW w:type="dxa" w:w="1440"/>
+          </w:tcPr>
+          <w:p>
+            <w:r>
+              <w:t>1513A</w:t>
+            </w:r>
+          </w:p>
+        </w:tc>
+        <w:tc>
+          <w:tcPr>
+            <w:tcW w:type="dxa" w:w="1440"/>
+          </w:tcPr>
+          <w:p>
+            <w:r>
+              <w:t>0.9236</w:t>
+            </w:r>
+          </w:p>
+        </w:tc>
+        <w:tc>
+          <w:tcPr>
+            <w:tcW w:type="dxa" w:w="1440"/>
+          </w:tcPr>
+          <w:p>
+            <w:r>
+              <w:t>0.9509</w:t>
+            </w:r>
+          </w:p>
+        </w:tc>
+        <w:tc>
+          <w:tcPr>
+            <w:tcW w:type="dxa" w:w="1440"/>
+          </w:tcPr>
+          <w:p>
+            <w:r>
+              <w:t>-0.0273</w:t>
+            </w:r>
+          </w:p>
+        </w:tc>
+      </w:tr>
+      <w:tr>
+        <w:tc>
+          <w:tcPr>
+            <w:tcW w:type="dxa" w:w="1440"/>
+          </w:tcPr>
+          <w:p>
+            <w:r>
+              <w:t>Chang-Zhu-Tan</w:t>
+            </w:r>
+          </w:p>
+        </w:tc>
+        <w:tc>
+          <w:tcPr>
+            <w:tcW w:type="dxa" w:w="1440"/>
+          </w:tcPr>
+          <w:p>
+            <w:r>
+              <w:t>correlation</w:t>
+            </w:r>
+          </w:p>
+        </w:tc>
+        <w:tc>
+          <w:tcPr>
+            <w:tcW w:type="dxa" w:w="1440"/>
+          </w:tcPr>
+          <w:p>
+            <w:r>
+              <w:t>1514A</w:t>
+            </w:r>
+          </w:p>
+        </w:tc>
+        <w:tc>
+          <w:tcPr>
+            <w:tcW w:type="dxa" w:w="1440"/>
+          </w:tcPr>
+          <w:p>
+            <w:r>
+              <w:t>0.9212</w:t>
+            </w:r>
+          </w:p>
+        </w:tc>
+        <w:tc>
+          <w:tcPr>
+            <w:tcW w:type="dxa" w:w="1440"/>
+          </w:tcPr>
+          <w:p>
+            <w:r>
+              <w:t>0.9597</w:t>
+            </w:r>
+          </w:p>
+        </w:tc>
+        <w:tc>
+          <w:tcPr>
+            <w:tcW w:type="dxa" w:w="1440"/>
+          </w:tcPr>
+          <w:p>
+            <w:r>
+              <w:t>-0.0385</w:t>
+            </w:r>
+          </w:p>
+        </w:tc>
+      </w:tr>
+      <w:tr>
+        <w:tc>
+          <w:tcPr>
+            <w:tcW w:type="dxa" w:w="1440"/>
+          </w:tcPr>
+          <w:p>
+            <w:r>
+              <w:t>Chang-Zhu-Tan</w:t>
+            </w:r>
+          </w:p>
+        </w:tc>
+        <w:tc>
+          <w:tcPr>
+            <w:tcW w:type="dxa" w:w="1440"/>
+          </w:tcPr>
+          <w:p>
+            <w:r>
+              <w:t>correlation</w:t>
+            </w:r>
+          </w:p>
+        </w:tc>
+        <w:tc>
+          <w:tcPr>
+            <w:tcW w:type="dxa" w:w="1440"/>
+          </w:tcPr>
+          <w:p>
+            <w:r>
+              <w:t>1515A</w:t>
+            </w:r>
+          </w:p>
+        </w:tc>
+        <w:tc>
+          <w:tcPr>
+            <w:tcW w:type="dxa" w:w="1440"/>
+          </w:tcPr>
+          <w:p>
+            <w:r>
+              <w:t>0.9248</w:t>
+            </w:r>
+          </w:p>
+        </w:tc>
+        <w:tc>
+          <w:tcPr>
+            <w:tcW w:type="dxa" w:w="1440"/>
+          </w:tcPr>
+          <w:p>
+            <w:r>
+              <w:t>0.9502</w:t>
+            </w:r>
+          </w:p>
+        </w:tc>
+        <w:tc>
+          <w:tcPr>
+            <w:tcW w:type="dxa" w:w="1440"/>
+          </w:tcPr>
+          <w:p>
+            <w:r>
+              <w:t>-0.0254</w:t>
+            </w:r>
+          </w:p>
+        </w:tc>
+      </w:tr>
+      <w:tr>
+        <w:tc>
+          <w:tcPr>
+            <w:tcW w:type="dxa" w:w="1440"/>
+          </w:tcPr>
+          <w:p>
+            <w:r>
+              <w:t>Chang-Zhu-Tan</w:t>
+            </w:r>
+          </w:p>
+        </w:tc>
+        <w:tc>
+          <w:tcPr>
+            <w:tcW w:type="dxa" w:w="1440"/>
+          </w:tcPr>
+          <w:p>
+            <w:r>
+              <w:t>correlation</w:t>
+            </w:r>
+          </w:p>
+        </w:tc>
+        <w:tc>
+          <w:tcPr>
+            <w:tcW w:type="dxa" w:w="1440"/>
+          </w:tcPr>
+          <w:p>
+            <w:r>
+              <w:t>1518A</w:t>
+            </w:r>
+          </w:p>
+        </w:tc>
+        <w:tc>
+          <w:tcPr>
+            <w:tcW w:type="dxa" w:w="1440"/>
+          </w:tcPr>
+          <w:p>
+            <w:r>
+              <w:t>0.9173</w:t>
+            </w:r>
+          </w:p>
+        </w:tc>
+        <w:tc>
+          <w:tcPr>
+            <w:tcW w:type="dxa" w:w="1440"/>
+          </w:tcPr>
+          <w:p>
+            <w:r>
+              <w:t>0.9619</w:t>
+            </w:r>
+          </w:p>
+        </w:tc>
+        <w:tc>
+          <w:tcPr>
+            <w:tcW w:type="dxa" w:w="1440"/>
+          </w:tcPr>
+          <w:p>
+            <w:r>
+              <w:t>-0.0446</w:t>
+            </w:r>
+          </w:p>
+        </w:tc>
+      </w:tr>
+      <w:tr>
+        <w:tc>
+          <w:tcPr>
+            <w:tcW w:type="dxa" w:w="1440"/>
+          </w:tcPr>
+          <w:p>
+            <w:r>
+              <w:t>Chang-Zhu-Tan</w:t>
+            </w:r>
+          </w:p>
+        </w:tc>
+        <w:tc>
+          <w:tcPr>
+            <w:tcW w:type="dxa" w:w="1440"/>
+          </w:tcPr>
+          <w:p>
+            <w:r>
+              <w:t>correlation</w:t>
+            </w:r>
+          </w:p>
+        </w:tc>
+        <w:tc>
+          <w:tcPr>
+            <w:tcW w:type="dxa" w:w="1440"/>
+          </w:tcPr>
+          <w:p>
+            <w:r>
+              <w:t>1519A</w:t>
+            </w:r>
+          </w:p>
+        </w:tc>
+        <w:tc>
+          <w:tcPr>
+            <w:tcW w:type="dxa" w:w="1440"/>
+          </w:tcPr>
+          <w:p>
+            <w:r>
+              <w:t>0.9226</w:t>
+            </w:r>
+          </w:p>
+        </w:tc>
+        <w:tc>
+          <w:tcPr>
+            <w:tcW w:type="dxa" w:w="1440"/>
+          </w:tcPr>
+          <w:p>
+            <w:r>
+              <w:t>0.9352</w:t>
+            </w:r>
+          </w:p>
+        </w:tc>
+        <w:tc>
+          <w:tcPr>
+            <w:tcW w:type="dxa" w:w="1440"/>
+          </w:tcPr>
+          <w:p>
+            <w:r>
+              <w:t>-0.0126</w:t>
+            </w:r>
+          </w:p>
+        </w:tc>
+      </w:tr>
+      <w:tr>
+        <w:tc>
+          <w:tcPr>
+            <w:tcW w:type="dxa" w:w="1440"/>
+          </w:tcPr>
+          <w:p>
+            <w:r>
+              <w:t>Chang-Zhu-Tan</w:t>
+            </w:r>
+          </w:p>
+        </w:tc>
+        <w:tc>
+          <w:tcPr>
+            <w:tcW w:type="dxa" w:w="1440"/>
+          </w:tcPr>
+          <w:p>
+            <w:r>
+              <w:t>correlation</w:t>
+            </w:r>
+          </w:p>
+        </w:tc>
+        <w:tc>
+          <w:tcPr>
+            <w:tcW w:type="dxa" w:w="1440"/>
+          </w:tcPr>
+          <w:p>
+            <w:r>
+              <w:t>1520A</w:t>
+            </w:r>
+          </w:p>
+        </w:tc>
+        <w:tc>
+          <w:tcPr>
+            <w:tcW w:type="dxa" w:w="1440"/>
+          </w:tcPr>
+          <w:p>
+            <w:r>
+              <w:t>0.9188</w:t>
+            </w:r>
+          </w:p>
+        </w:tc>
+        <w:tc>
+          <w:tcPr>
+            <w:tcW w:type="dxa" w:w="1440"/>
+          </w:tcPr>
+          <w:p>
+            <w:r>
+              <w:t>0.9443</w:t>
+            </w:r>
+          </w:p>
+        </w:tc>
+        <w:tc>
+          <w:tcPr>
+            <w:tcW w:type="dxa" w:w="1440"/>
+          </w:tcPr>
+          <w:p>
+            <w:r>
+              <w:t>-0.0254</w:t>
+            </w:r>
+          </w:p>
+        </w:tc>
+      </w:tr>
+      <w:tr>
+        <w:tc>
+          <w:tcPr>
+            <w:tcW w:type="dxa" w:w="1440"/>
+          </w:tcPr>
+          <w:p>
+            <w:r>
+              <w:t>Chang-Zhu-Tan</w:t>
+            </w:r>
+          </w:p>
+        </w:tc>
+        <w:tc>
+          <w:tcPr>
+            <w:tcW w:type="dxa" w:w="1440"/>
+          </w:tcPr>
+          <w:p>
+            <w:r>
+              <w:t>correlation</w:t>
+            </w:r>
+          </w:p>
+        </w:tc>
+        <w:tc>
+          <w:tcPr>
+            <w:tcW w:type="dxa" w:w="1440"/>
+          </w:tcPr>
+          <w:p>
+            <w:r>
+              <w:t>1524A</w:t>
+            </w:r>
+          </w:p>
+        </w:tc>
+        <w:tc>
+          <w:tcPr>
+            <w:tcW w:type="dxa" w:w="1440"/>
+          </w:tcPr>
+          <w:p>
+            <w:r>
+              <w:t>0.9438</w:t>
+            </w:r>
+          </w:p>
+        </w:tc>
+        <w:tc>
+          <w:tcPr>
+            <w:tcW w:type="dxa" w:w="1440"/>
+          </w:tcPr>
+          <w:p>
+            <w:r>
+              <w:t>0.9638</w:t>
+            </w:r>
+          </w:p>
+        </w:tc>
+        <w:tc>
+          <w:tcPr>
+            <w:tcW w:type="dxa" w:w="1440"/>
+          </w:tcPr>
+          <w:p>
+            <w:r>
+              <w:t>-0.0201</w:t>
+            </w:r>
+          </w:p>
+        </w:tc>
+      </w:tr>
+      <w:tr>
+        <w:tc>
+          <w:tcPr>
+            <w:tcW w:type="dxa" w:w="1440"/>
+          </w:tcPr>
+          <w:p>
+            <w:r>
+              <w:t>Chang-Zhu-Tan</w:t>
+            </w:r>
+          </w:p>
+        </w:tc>
+        <w:tc>
+          <w:tcPr>
+            <w:tcW w:type="dxa" w:w="1440"/>
+          </w:tcPr>
+          <w:p>
+            <w:r>
+              <w:t>correlation</w:t>
+            </w:r>
+          </w:p>
+        </w:tc>
+        <w:tc>
+          <w:tcPr>
+            <w:tcW w:type="dxa" w:w="1440"/>
+          </w:tcPr>
+          <w:p>
+            <w:r>
+              <w:t>1562A</w:t>
+            </w:r>
+          </w:p>
+        </w:tc>
+        <w:tc>
+          <w:tcPr>
+            <w:tcW w:type="dxa" w:w="1440"/>
+          </w:tcPr>
+          <w:p>
+            <w:r>
+              <w:t>0.9252</w:t>
+            </w:r>
+          </w:p>
+        </w:tc>
+        <w:tc>
+          <w:tcPr>
+            <w:tcW w:type="dxa" w:w="1440"/>
+          </w:tcPr>
+          <w:p>
+            <w:r>
+              <w:t>0.9733</w:t>
+            </w:r>
+          </w:p>
+        </w:tc>
+        <w:tc>
+          <w:tcPr>
+            <w:tcW w:type="dxa" w:w="1440"/>
+          </w:tcPr>
+          <w:p>
+            <w:r>
+              <w:t>-0.0481</w:t>
             </w:r>
           </w:p>
         </w:tc>
